--- a/data/revised_2026-10_full/tracked/v2/Physics/SS3.3_Introduction_to_Electronics/Physics_Introduction_to_Electronics_FinalExplanation_TRACKED.docx
+++ b/data/revised_2026-10_full/tracked/v2/Physics/SS3.3_Introduction_to_Electronics/Physics_Introduction_to_Electronics_FinalExplanation_TRACKED.docx
@@ -2328,7 +2328,7 @@
               <w:spacing w:after="40" w:before="0"/>
               <w:jc w:val="left"/>
             </w:pPr>
-            <w:del w:id="9001" w:author="Claude (AI) - proposed" w:date="2026-10-15T08:04:46Z">
+            <w:del w:id="9001" w:author="Claude (AI) - proposed" w:date="2026-10-18T00:32:31Z">
               <w:r>
                 <w:rPr>
                   <w:rFonts w:ascii="Arial" w:cs="Arial" w:eastAsia="Arial" w:hAnsi="Arial"/>
@@ -2343,7 +2343,7 @@
                 <w:delText xml:space="preserve">Uses</w:delText>
               </w:r>
             </w:del>
-            <w:ins w:id="9002" w:author="Claude (AI) - proposed" w:date="2026-10-15T08:04:46Z">
+            <w:ins w:id="9002" w:author="Claude (AI) - proposed" w:date="2026-10-18T00:32:31Z">
               <w:r>
                 <w:rPr>
                   <w:rFonts w:ascii="Arial" w:cs="Arial" w:eastAsia="Arial" w:hAnsi="Arial"/>
@@ -2371,7 +2371,7 @@
               </w:rPr>
               <w:t xml:space="preserve"> accurate results from the bulb test and resistivity, gap and Tc values with correct units and the correct order of materials</w:t>
             </w:r>
-            <w:ins w:id="9003" w:author="Claude (AI) - proposed" w:date="2026-10-15T08:04:46Z">
+            <w:ins w:id="9003" w:author="Claude (AI) - proposed" w:date="2026-10-18T00:32:31Z">
               <w:r>
                 <w:rPr>
                   <w:rFonts w:ascii="Arial" w:cs="Arial" w:eastAsia="Arial" w:hAnsi="Arial"/>
@@ -2419,10 +2419,10 @@
               <w:spacing w:after="40" w:before="0"/>
               <w:jc w:val="left"/>
               <w:rPr>
-                <w:ins w:id="9005" w:author="Claude (AI) - proposed" w:date="2026-10-15T08:04:46Z"/>
-              </w:rPr>
-            </w:pPr>
-            <w:ins w:id="9004" w:author="Claude (AI) - proposed" w:date="2026-10-15T08:04:46Z">
+                <w:ins w:id="9005" w:author="Claude (AI) - proposed" w:date="2026-10-18T00:32:31Z"/>
+              </w:rPr>
+            </w:pPr>
+            <w:ins w:id="9004" w:author="Claude (AI) - proposed" w:date="2026-10-18T00:32:31Z">
               <w:r>
                 <w:rPr>
                   <w:rFonts w:ascii="Arial" w:cs="Arial" w:eastAsia="Arial" w:hAnsi="Arial"/>
@@ -2457,7 +2457,7 @@
               <w:spacing w:after="40" w:before="0"/>
               <w:jc w:val="left"/>
             </w:pPr>
-            <w:del w:id="9006" w:author="Claude (AI) - proposed" w:date="2026-10-15T08:04:46Z">
+            <w:del w:id="9006" w:author="Claude (AI) - proposed" w:date="2026-10-18T00:32:31Z">
               <w:r>
                 <w:rPr>
                   <w:rFonts w:ascii="Arial" w:cs="Arial" w:eastAsia="Arial" w:hAnsi="Arial"/>
@@ -2472,7 +2472,7 @@
                 <w:delText xml:space="preserve">Uses most</w:delText>
               </w:r>
             </w:del>
-            <w:ins w:id="9007" w:author="Claude (AI) - proposed" w:date="2026-10-15T08:04:46Z">
+            <w:ins w:id="9007" w:author="Claude (AI) - proposed" w:date="2026-10-18T00:32:31Z">
               <w:r>
                 <w:rPr>
                   <w:rFonts w:ascii="Arial" w:cs="Arial" w:eastAsia="Arial" w:hAnsi="Arial"/>
@@ -2500,7 +2500,7 @@
               </w:rPr>
               <w:t xml:space="preserve"> evidence and numbers correctly, </w:t>
             </w:r>
-            <w:del w:id="9008" w:author="Claude (AI) - proposed" w:date="2026-10-15T08:04:46Z">
+            <w:del w:id="9008" w:author="Claude (AI) - proposed" w:date="2026-10-18T00:32:31Z">
               <w:r>
                 <w:rPr>
                   <w:rFonts w:ascii="Arial" w:cs="Arial" w:eastAsia="Arial" w:hAnsi="Arial"/>
@@ -2515,7 +2515,7 @@
                 <w:delText xml:space="preserve">with a few missing units or small</w:delText>
               </w:r>
             </w:del>
-            <w:ins w:id="9009" w:author="Claude (AI) - proposed" w:date="2026-10-15T08:04:46Z">
+            <w:ins w:id="9009" w:author="Claude (AI) - proposed" w:date="2026-10-18T00:32:31Z">
               <w:r>
                 <w:rPr>
                   <w:rFonts w:ascii="Arial" w:cs="Arial" w:eastAsia="Arial" w:hAnsi="Arial"/>
@@ -2550,10 +2550,10 @@
               <w:spacing w:after="40" w:before="0"/>
               <w:jc w:val="left"/>
               <w:rPr>
-                <w:del w:id="9011" w:author="Claude (AI) - proposed" w:date="2026-10-15T08:04:46Z"/>
-              </w:rPr>
-            </w:pPr>
-            <w:del w:id="9010" w:author="Claude (AI) - proposed" w:date="2026-10-15T08:04:46Z">
+                <w:del w:id="9011" w:author="Claude (AI) - proposed" w:date="2026-10-18T00:32:31Z"/>
+              </w:rPr>
+            </w:pPr>
+            <w:del w:id="9010" w:author="Claude (AI) - proposed" w:date="2026-10-18T00:32:31Z">
               <w:r>
                 <w:rPr>
                   <w:rFonts w:ascii="Arial" w:cs="Arial" w:eastAsia="Arial" w:hAnsi="Arial"/>
@@ -2623,7 +2623,7 @@
               <w:spacing w:after="40" w:before="0"/>
               <w:jc w:val="left"/>
             </w:pPr>
-            <w:del w:id="9012" w:author="Claude (AI) - proposed" w:date="2026-10-15T08:04:46Z">
+            <w:del w:id="9012" w:author="Claude (AI) - proposed" w:date="2026-10-18T00:32:31Z">
               <w:r>
                 <w:rPr>
                   <w:rFonts w:ascii="Arial" w:cs="Arial" w:eastAsia="Arial" w:hAnsi="Arial"/>
@@ -2638,7 +2638,7 @@
                 <w:delText xml:space="preserve">Clearly</w:delText>
               </w:r>
             </w:del>
-            <w:ins w:id="9013" w:author="Claude (AI) - proposed" w:date="2026-10-15T08:04:46Z">
+            <w:ins w:id="9013" w:author="Claude (AI) - proposed" w:date="2026-10-18T00:32:31Z">
               <w:r>
                 <w:rPr>
                   <w:rFonts w:ascii="Arial" w:cs="Arial" w:eastAsia="Arial" w:hAnsi="Arial"/>
@@ -2666,7 +2666,7 @@
               </w:rPr>
               <w:t xml:space="preserve"> explains conductors, insulators, semiconductors, temperature effects, doping and p-n junctions using energy gaps, free electrons and holes</w:t>
             </w:r>
-            <w:ins w:id="9014" w:author="Claude (AI) - proposed" w:date="2026-10-15T08:04:46Z">
+            <w:ins w:id="9014" w:author="Claude (AI) - proposed" w:date="2026-10-18T00:32:31Z">
               <w:r>
                 <w:rPr>
                   <w:rFonts w:ascii="Arial" w:cs="Arial" w:eastAsia="Arial" w:hAnsi="Arial"/>
@@ -2714,7 +2714,7 @@
               <w:spacing w:after="40" w:before="0"/>
               <w:jc w:val="left"/>
             </w:pPr>
-            <w:del w:id="9015" w:author="Claude (AI) - proposed" w:date="2026-10-15T08:04:46Z">
+            <w:del w:id="9015" w:author="Claude (AI) - proposed" w:date="2026-10-18T00:32:31Z">
               <w:r>
                 <w:rPr>
                   <w:rFonts w:ascii="Arial" w:cs="Arial" w:eastAsia="Arial" w:hAnsi="Arial"/>
@@ -2729,7 +2729,7 @@
                 <w:delText xml:space="preserve">Explains most ideas using gaps and free electrons or</w:delText>
               </w:r>
             </w:del>
-            <w:ins w:id="9016" w:author="Claude (AI) - proposed" w:date="2026-10-15T08:04:46Z">
+            <w:ins w:id="9016" w:author="Claude (AI) - proposed" w:date="2026-10-18T00:32:31Z">
               <w:r>
                 <w:rPr>
                   <w:rFonts w:ascii="Arial" w:cs="Arial" w:eastAsia="Arial" w:hAnsi="Arial"/>
@@ -2757,7 +2757,7 @@
               </w:rPr>
               <w:t xml:space="preserve"> holes, with </w:t>
             </w:r>
-            <w:del w:id="9017" w:author="Claude (AI) - proposed" w:date="2026-10-15T08:04:46Z">
+            <w:del w:id="9017" w:author="Claude (AI) - proposed" w:date="2026-10-18T00:32:31Z">
               <w:r>
                 <w:rPr>
                   <w:rFonts w:ascii="Arial" w:cs="Arial" w:eastAsia="Arial" w:hAnsi="Arial"/>
@@ -2772,7 +2772,7 @@
                 <w:delText xml:space="preserve">some</w:delText>
               </w:r>
             </w:del>
-            <w:ins w:id="9018" w:author="Claude (AI) - proposed" w:date="2026-10-15T08:04:46Z">
+            <w:ins w:id="9018" w:author="Claude (AI) - proposed" w:date="2026-10-18T00:32:31Z">
               <w:r>
                 <w:rPr>
                   <w:rFonts w:ascii="Arial" w:cs="Arial" w:eastAsia="Arial" w:hAnsi="Arial"/>
@@ -2820,7 +2820,7 @@
               <w:spacing w:after="40" w:before="0"/>
               <w:jc w:val="left"/>
             </w:pPr>
-            <w:del w:id="9019" w:author="Claude (AI) - proposed" w:date="2026-10-15T08:04:46Z">
+            <w:del w:id="9019" w:author="Claude (AI) - proposed" w:date="2026-10-18T00:32:31Z">
               <w:r>
                 <w:rPr>
                   <w:rFonts w:ascii="Arial" w:cs="Arial" w:eastAsia="Arial" w:hAnsi="Arial"/>
@@ -2835,7 +2835,7 @@
                 <w:delText xml:space="preserve">Describes</w:delText>
               </w:r>
             </w:del>
-            <w:ins w:id="9020" w:author="Claude (AI) - proposed" w:date="2026-10-15T08:04:46Z">
+            <w:ins w:id="9020" w:author="Claude (AI) - proposed" w:date="2026-10-18T00:32:31Z">
               <w:r>
                 <w:rPr>
                   <w:rFonts w:ascii="Arial" w:cs="Arial" w:eastAsia="Arial" w:hAnsi="Arial"/>
@@ -2863,7 +2863,7 @@
               </w:rPr>
               <w:t xml:space="preserve"> what happens but </w:t>
             </w:r>
-            <w:del w:id="9021" w:author="Claude (AI) - proposed" w:date="2026-10-15T08:04:46Z">
+            <w:del w:id="9021" w:author="Claude (AI) - proposed" w:date="2026-10-18T00:32:31Z">
               <w:r>
                 <w:rPr>
                   <w:rFonts w:ascii="Arial" w:cs="Arial" w:eastAsia="Arial" w:hAnsi="Arial"/>
@@ -2878,7 +2878,7 @@
                 <w:delText xml:space="preserve">does not explain</w:delText>
               </w:r>
             </w:del>
-            <w:ins w:id="9022" w:author="Claude (AI) - proposed" w:date="2026-10-15T08:04:46Z">
+            <w:ins w:id="9022" w:author="Claude (AI) - proposed" w:date="2026-10-18T00:32:31Z">
               <w:r>
                 <w:rPr>
                   <w:rFonts w:ascii="Arial" w:cs="Arial" w:eastAsia="Arial" w:hAnsi="Arial"/>
@@ -2961,7 +2961,7 @@
               <w:spacing w:after="40" w:before="0"/>
               <w:jc w:val="left"/>
             </w:pPr>
-            <w:del w:id="9023" w:author="Claude (AI) - proposed" w:date="2026-10-15T08:04:46Z">
+            <w:del w:id="9023" w:author="Claude (AI) - proposed" w:date="2026-10-18T00:32:31Z">
               <w:r>
                 <w:rPr>
                   <w:rFonts w:ascii="Arial" w:cs="Arial" w:eastAsia="Arial" w:hAnsi="Arial"/>
@@ -2976,7 +2976,7 @@
                 <w:delText xml:space="preserve">Uses</w:delText>
               </w:r>
             </w:del>
-            <w:ins w:id="9024" w:author="Claude (AI) - proposed" w:date="2026-10-15T08:04:46Z">
+            <w:ins w:id="9024" w:author="Claude (AI) - proposed" w:date="2026-10-18T00:32:31Z">
               <w:r>
                 <w:rPr>
                   <w:rFonts w:ascii="Arial" w:cs="Arial" w:eastAsia="Arial" w:hAnsi="Arial"/>
@@ -3004,7 +3004,7 @@
               </w:rPr>
               <w:t xml:space="preserve"> conductor, insulator, semiconductor, superconductor, forward-biased and reverse-biased correctly </w:t>
             </w:r>
-            <w:del w:id="9025" w:author="Claude (AI) - proposed" w:date="2026-10-15T08:04:46Z">
+            <w:del w:id="9025" w:author="Claude (AI) - proposed" w:date="2026-10-18T00:32:31Z">
               <w:r>
                 <w:rPr>
                   <w:rFonts w:ascii="Arial" w:cs="Arial" w:eastAsia="Arial" w:hAnsi="Arial"/>
@@ -3019,7 +3019,7 @@
                 <w:delText xml:space="preserve">and</w:delText>
               </w:r>
             </w:del>
-            <w:ins w:id="9026" w:author="Claude (AI) - proposed" w:date="2026-10-15T08:04:46Z">
+            <w:ins w:id="9026" w:author="Claude (AI) - proposed" w:date="2026-10-18T00:32:31Z">
               <w:r>
                 <w:rPr>
                   <w:rFonts w:ascii="Arial" w:cs="Arial" w:eastAsia="Arial" w:hAnsi="Arial"/>
@@ -3067,10 +3067,10 @@
               <w:spacing w:after="40" w:before="0"/>
               <w:jc w:val="left"/>
               <w:rPr>
-                <w:del w:id="9028" w:author="Claude (AI) - proposed" w:date="2026-10-15T08:04:46Z"/>
-              </w:rPr>
-            </w:pPr>
-            <w:del w:id="9027" w:author="Claude (AI) - proposed" w:date="2026-10-15T08:04:46Z">
+                <w:del w:id="9028" w:author="Claude (AI) - proposed" w:date="2026-10-18T00:32:31Z"/>
+              </w:rPr>
+            </w:pPr>
+            <w:del w:id="9027" w:author="Claude (AI) - proposed" w:date="2026-10-18T00:32:31Z">
               <w:r>
                 <w:rPr>
                   <w:rFonts w:ascii="Arial" w:cs="Arial" w:eastAsia="Arial" w:hAnsi="Arial"/>
@@ -3092,7 +3092,7 @@
               <w:spacing w:after="40" w:before="0"/>
               <w:jc w:val="left"/>
             </w:pPr>
-            <w:del w:id="9029" w:author="Claude (AI) - proposed" w:date="2026-10-15T08:04:46Z">
+            <w:del w:id="9029" w:author="Claude (AI) - proposed" w:date="2026-10-18T00:32:31Z">
               <w:r>
                 <w:rPr>
                   <w:rFonts w:ascii="Arial" w:cs="Arial" w:eastAsia="Arial" w:hAnsi="Arial"/>
@@ -3107,7 +3107,7 @@
                 <w:delText xml:space="preserve">Often mixes terms or claims insulators allow no current at all.</w:delText>
               </w:r>
             </w:del>
-            <w:ins w:id="9030" w:author="Claude (AI) - proposed" w:date="2026-10-15T08:04:46Z">
+            <w:ins w:id="9030" w:author="Claude (AI) - proposed" w:date="2026-10-18T00:32:31Z">
               <w:r>
                 <w:rPr>
                   <w:rFonts w:ascii="Arial" w:cs="Arial" w:eastAsia="Arial" w:hAnsi="Arial"/>
@@ -3142,10 +3142,10 @@
               <w:spacing w:after="40" w:before="0"/>
               <w:jc w:val="left"/>
               <w:rPr>
-                <w:ins w:id="9032" w:author="Claude (AI) - proposed" w:date="2026-10-15T08:04:46Z"/>
-              </w:rPr>
-            </w:pPr>
-            <w:ins w:id="9031" w:author="Claude (AI) - proposed" w:date="2026-10-15T08:04:46Z">
+                <w:ins w:id="9032" w:author="Claude (AI) - proposed" w:date="2026-10-18T00:32:31Z"/>
+              </w:rPr>
+            </w:pPr>
+            <w:ins w:id="9031" w:author="Claude (AI) - proposed" w:date="2026-10-18T00:32:31Z">
               <w:r>
                 <w:rPr>
                   <w:rFonts w:ascii="Arial" w:cs="Arial" w:eastAsia="Arial" w:hAnsi="Arial"/>
@@ -3215,7 +3215,7 @@
               <w:spacing w:after="40" w:before="0"/>
               <w:jc w:val="left"/>
             </w:pPr>
-            <w:del w:id="9033" w:author="Claude (AI) - proposed" w:date="2026-10-15T08:04:46Z">
+            <w:del w:id="9033" w:author="Claude (AI) - proposed" w:date="2026-10-18T00:32:31Z">
               <w:r>
                 <w:rPr>
                   <w:rFonts w:ascii="Arial" w:cs="Arial" w:eastAsia="Arial" w:hAnsi="Arial"/>
@@ -3230,7 +3230,7 @@
                 <w:delText xml:space="preserve">Links</w:delText>
               </w:r>
             </w:del>
-            <w:ins w:id="9034" w:author="Claude (AI) - proposed" w:date="2026-10-15T08:04:46Z">
+            <w:ins w:id="9034" w:author="Claude (AI) - proposed" w:date="2026-10-18T00:32:31Z">
               <w:r>
                 <w:rPr>
                   <w:rFonts w:ascii="Arial" w:cs="Arial" w:eastAsia="Arial" w:hAnsi="Arial"/>
@@ -3258,7 +3258,7 @@
               </w:rPr>
               <w:t xml:space="preserve"> the answer to Mr Otieno's wiring and at least two Kenyan cases and answers </w:t>
             </w:r>
-            <w:ins w:id="9035" w:author="Claude (AI) - proposed" w:date="2026-10-15T08:04:46Z">
+            <w:ins w:id="9035" w:author="Claude (AI) - proposed" w:date="2026-10-18T00:32:31Z">
               <w:r>
                 <w:rPr>
                   <w:rFonts w:ascii="Arial" w:cs="Arial" w:eastAsia="Arial" w:hAnsi="Arial"/>
@@ -3306,7 +3306,7 @@
               <w:spacing w:after="40" w:before="0"/>
               <w:jc w:val="left"/>
             </w:pPr>
-            <w:del w:id="9036" w:author="Claude (AI) - proposed" w:date="2026-10-15T08:04:46Z">
+            <w:del w:id="9036" w:author="Claude (AI) - proposed" w:date="2026-10-18T00:32:31Z">
               <w:r>
                 <w:rPr>
                   <w:rFonts w:ascii="Arial" w:cs="Arial" w:eastAsia="Arial" w:hAnsi="Arial"/>
@@ -3321,7 +3321,7 @@
                 <w:delText xml:space="preserve">Links to wiring and one other case, answering</w:delText>
               </w:r>
             </w:del>
-            <w:ins w:id="9037" w:author="Claude (AI) - proposed" w:date="2026-10-15T08:04:46Z">
+            <w:ins w:id="9037" w:author="Claude (AI) - proposed" w:date="2026-10-18T00:32:31Z">
               <w:r>
                 <w:rPr>
                   <w:rFonts w:ascii="Arial" w:cs="Arial" w:eastAsia="Arial" w:hAnsi="Arial"/>
@@ -3349,7 +3349,7 @@
               </w:rPr>
               <w:t xml:space="preserve"> the Driving Question </w:t>
             </w:r>
-            <w:del w:id="9038" w:author="Claude (AI) - proposed" w:date="2026-10-15T08:04:46Z">
+            <w:del w:id="9038" w:author="Claude (AI) - proposed" w:date="2026-10-18T00:32:31Z">
               <w:r>
                 <w:rPr>
                   <w:rFonts w:ascii="Arial" w:cs="Arial" w:eastAsia="Arial" w:hAnsi="Arial"/>
@@ -3364,7 +3364,7 @@
                 <w:delText xml:space="preserve">in part</w:delText>
               </w:r>
             </w:del>
-            <w:ins w:id="9039" w:author="Claude (AI) - proposed" w:date="2026-10-15T08:04:46Z">
+            <w:ins w:id="9039" w:author="Claude (AI) - proposed" w:date="2026-10-18T00:32:31Z">
               <w:r>
                 <w:rPr>
                   <w:rFonts w:ascii="Arial" w:cs="Arial" w:eastAsia="Arial" w:hAnsi="Arial"/>
@@ -3412,7 +3412,7 @@
               <w:spacing w:after="40" w:before="0"/>
               <w:jc w:val="left"/>
             </w:pPr>
-            <w:del w:id="9040" w:author="Claude (AI) - proposed" w:date="2026-10-15T08:04:46Z">
+            <w:del w:id="9040" w:author="Claude (AI) - proposed" w:date="2026-10-18T00:32:31Z">
               <w:r>
                 <w:rPr>
                   <w:rFonts w:ascii="Arial" w:cs="Arial" w:eastAsia="Arial" w:hAnsi="Arial"/>
@@ -3427,7 +3427,7 @@
                 <w:delText xml:space="preserve">Few or no links to the contexts, or</w:delText>
               </w:r>
             </w:del>
-            <w:ins w:id="9041" w:author="Claude (AI) - proposed" w:date="2026-10-15T08:04:46Z">
+            <w:ins w:id="9041" w:author="Claude (AI) - proposed" w:date="2026-10-18T00:32:31Z">
               <w:r>
                 <w:rPr>
                   <w:rFonts w:ascii="Arial" w:cs="Arial" w:eastAsia="Arial" w:hAnsi="Arial"/>
@@ -3455,7 +3455,7 @@
               </w:rPr>
               <w:t xml:space="preserve"> the Driving Question </w:t>
             </w:r>
-            <w:del w:id="9042" w:author="Claude (AI) - proposed" w:date="2026-10-15T08:04:46Z">
+            <w:del w:id="9042" w:author="Claude (AI) - proposed" w:date="2026-10-18T00:32:31Z">
               <w:r>
                 <w:rPr>
                   <w:rFonts w:ascii="Arial" w:cs="Arial" w:eastAsia="Arial" w:hAnsi="Arial"/>
@@ -3470,7 +3470,7 @@
                 <w:delText xml:space="preserve">is not answered</w:delText>
               </w:r>
             </w:del>
-            <w:ins w:id="9043" w:author="Claude (AI) - proposed" w:date="2026-10-15T08:04:46Z">
+            <w:ins w:id="9043" w:author="Claude (AI) - proposed" w:date="2026-10-18T00:32:31Z">
               <w:r>
                 <w:rPr>
                   <w:rFonts w:ascii="Arial" w:cs="Arial" w:eastAsia="Arial" w:hAnsi="Arial"/>
@@ -3553,7 +3553,7 @@
               <w:spacing w:after="40" w:before="0"/>
               <w:jc w:val="left"/>
             </w:pPr>
-            <w:del w:id="9044" w:author="Claude (AI) - proposed" w:date="2026-10-15T08:04:46Z">
+            <w:del w:id="9044" w:author="Claude (AI) - proposed" w:date="2026-10-18T00:32:31Z">
               <w:r>
                 <w:rPr>
                   <w:rFonts w:ascii="Arial" w:cs="Arial" w:eastAsia="Arial" w:hAnsi="Arial"/>
@@ -3568,7 +3568,7 @@
                 <w:delText xml:space="preserve">Clearly</w:delText>
               </w:r>
             </w:del>
-            <w:ins w:id="9045" w:author="Claude (AI) - proposed" w:date="2026-10-15T08:04:46Z">
+            <w:ins w:id="9045" w:author="Claude (AI) - proposed" w:date="2026-10-18T00:32:31Z">
               <w:r>
                 <w:rPr>
                   <w:rFonts w:ascii="Arial" w:cs="Arial" w:eastAsia="Arial" w:hAnsi="Arial"/>
@@ -3596,7 +3596,7 @@
               </w:rPr>
               <w:t xml:space="preserve"> describes how the class model changed from Lesson 1 and </w:t>
             </w:r>
-            <w:del w:id="9046" w:author="Claude (AI) - proposed" w:date="2026-10-15T08:04:46Z">
+            <w:del w:id="9046" w:author="Claude (AI) - proposed" w:date="2026-10-18T00:32:31Z">
               <w:r>
                 <w:rPr>
                   <w:rFonts w:ascii="Arial" w:cs="Arial" w:eastAsia="Arial" w:hAnsi="Arial"/>
@@ -3611,7 +3611,7 @@
                 <w:delText xml:space="preserve">writes</w:delText>
               </w:r>
             </w:del>
-            <w:ins w:id="9047" w:author="Claude (AI) - proposed" w:date="2026-10-15T08:04:46Z">
+            <w:ins w:id="9047" w:author="Claude (AI) - proposed" w:date="2026-10-18T00:32:31Z">
               <w:r>
                 <w:rPr>
                   <w:rFonts w:ascii="Arial" w:cs="Arial" w:eastAsia="Arial" w:hAnsi="Arial"/>
@@ -3659,7 +3659,7 @@
               <w:spacing w:after="40" w:before="0"/>
               <w:jc w:val="left"/>
             </w:pPr>
-            <w:del w:id="9048" w:author="Claude (AI) - proposed" w:date="2026-10-15T08:04:46Z">
+            <w:del w:id="9048" w:author="Claude (AI) - proposed" w:date="2026-10-18T00:32:31Z">
               <w:r>
                 <w:rPr>
                   <w:rFonts w:ascii="Arial" w:cs="Arial" w:eastAsia="Arial" w:hAnsi="Arial"/>
@@ -3674,7 +3674,7 @@
                 <w:delText xml:space="preserve">Mentions model change</w:delText>
               </w:r>
             </w:del>
-            <w:ins w:id="9049" w:author="Claude (AI) - proposed" w:date="2026-10-15T08:04:46Z">
+            <w:ins w:id="9049" w:author="Claude (AI) - proposed" w:date="2026-10-18T00:32:31Z">
               <w:r>
                 <w:rPr>
                   <w:rFonts w:ascii="Arial" w:cs="Arial" w:eastAsia="Arial" w:hAnsi="Arial"/>
@@ -3722,7 +3722,7 @@
               <w:spacing w:after="40" w:before="0"/>
               <w:jc w:val="left"/>
             </w:pPr>
-            <w:del w:id="9050" w:author="Claude (AI) - proposed" w:date="2026-10-15T08:04:46Z">
+            <w:del w:id="9050" w:author="Claude (AI) - proposed" w:date="2026-10-18T00:32:31Z">
               <w:r>
                 <w:rPr>
                   <w:rFonts w:ascii="Arial" w:cs="Arial" w:eastAsia="Arial" w:hAnsi="Arial"/>
@@ -3737,7 +3737,7 @@
                 <w:delText xml:space="preserve">Does not describe model change</w:delText>
               </w:r>
             </w:del>
-            <w:ins w:id="9051" w:author="Claude (AI) - proposed" w:date="2026-10-15T08:04:46Z">
+            <w:ins w:id="9051" w:author="Claude (AI) - proposed" w:date="2026-10-18T00:32:31Z">
               <w:r>
                 <w:rPr>
                   <w:rFonts w:ascii="Arial" w:cs="Arial" w:eastAsia="Arial" w:hAnsi="Arial"/>
@@ -3887,7 +3887,7 @@
         </w:rPr>
         <w:t xml:space="preserve">© 2026 SeaVuria and ARES. This work is licensed under a </w:t>
       </w:r>
-      <w:hyperlink w:history="1" r:id="rIdw3chnmb9msfd8dx66gsb9">
+      <w:hyperlink w:history="1" r:id="rIdvsu_ev0k97ervugvpn-kz">
         <w:r>
           <w:rPr>
             <w:rFonts w:ascii="Arial" w:cs="Arial" w:eastAsia="Arial" w:hAnsi="Arial"/>
@@ -3907,7 +3907,7 @@
         </w:rPr>
         <w:t xml:space="preserve"> (</w:t>
       </w:r>
-      <w:hyperlink w:history="1" r:id="rIdfhsq_ks9cti92osg_erm3">
+      <w:hyperlink w:history="1" r:id="rId7q3njvjfwdacfzlmqwr3k">
         <w:r>
           <w:rPr>
             <w:rFonts w:ascii="Arial" w:cs="Arial" w:eastAsia="Arial" w:hAnsi="Arial"/>
@@ -3927,7 +3927,7 @@
         </w:rPr>
         <w:t xml:space="preserve">). To view a copy of this license, visit </w:t>
       </w:r>
-      <w:hyperlink w:history="1" r:id="rId9y6noipsnhvkolzpcauw3">
+      <w:hyperlink w:history="1" r:id="rIdywv2evazzxdqaarm9a4ci">
         <w:r>
           <w:rPr>
             <w:rFonts w:ascii="Arial" w:cs="Arial" w:eastAsia="Arial" w:hAnsi="Arial"/>
